--- a/Documents/COS214 Project Report Final.docx
+++ b/Documents/COS214 Project Report Final.docx
@@ -5186,6 +5186,7 @@
       <w:r>
         <w:rPr>
           <w:rFonts w:ascii="Arial" w:hAnsi="Arial" w:cs="Arial"/>
+          <w:noProof/>
         </w:rPr>
         <w:drawing>
           <wp:inline distT="0" distB="0" distL="0" distR="0" wp14:anchorId="6998B43A" wp14:editId="3ABD1B12">
@@ -5373,31 +5374,7 @@
         <w:rPr>
           <w:rFonts w:ascii="Arial" w:hAnsi="Arial" w:cs="Arial"/>
         </w:rPr>
-        <w:t>All tests passed successfully</w:t>
-      </w:r>
-      <w:r>
-        <w:rPr>
-          <w:rFonts w:ascii="Arial" w:hAnsi="Arial" w:cs="Arial"/>
-        </w:rPr>
-        <w:t>, with n</w:t>
-      </w:r>
-      <w:r>
-        <w:rPr>
-          <w:rFonts w:ascii="Arial" w:hAnsi="Arial" w:cs="Arial"/>
-        </w:rPr>
-        <w:t xml:space="preserve">o </w:t>
-      </w:r>
-      <w:r>
-        <w:rPr>
-          <w:rFonts w:ascii="Arial" w:hAnsi="Arial" w:cs="Arial"/>
-        </w:rPr>
-        <w:t xml:space="preserve">detected </w:t>
-      </w:r>
-      <w:r>
-        <w:rPr>
-          <w:rFonts w:ascii="Arial" w:hAnsi="Arial" w:cs="Arial"/>
-        </w:rPr>
-        <w:t>memory leaks.</w:t>
+        <w:t>All tests passed successfully.</w:t>
       </w:r>
       <w:r>
         <w:rPr>
@@ -5560,38 +5537,38 @@
         <w:rPr>
           <w:rFonts w:ascii="Arial" w:hAnsi="Arial" w:cs="Arial"/>
         </w:rPr>
-        <w:t xml:space="preserve">eep </w:t>
+        <w:t>eep understanding of object-oriented design</w:t>
+      </w:r>
+      <w:r>
+        <w:rPr>
+          <w:rFonts w:ascii="Arial" w:hAnsi="Arial" w:cs="Arial"/>
+        </w:rPr>
+        <w:t>, p</w:t>
+      </w:r>
+      <w:r>
+        <w:rPr>
+          <w:rFonts w:ascii="Arial" w:hAnsi="Arial" w:cs="Arial"/>
+        </w:rPr>
+        <w:t>roficiency in modular architecture</w:t>
+      </w:r>
+      <w:r>
+        <w:rPr>
+          <w:rFonts w:ascii="Arial" w:hAnsi="Arial" w:cs="Arial"/>
+        </w:rPr>
+        <w:t>, and t</w:t>
+      </w:r>
+      <w:r>
+        <w:rPr>
+          <w:rFonts w:ascii="Arial" w:hAnsi="Arial" w:cs="Arial"/>
+        </w:rPr>
+        <w:t xml:space="preserve">he ability to </w:t>
       </w:r>
       <w:r>
         <w:rPr>
           <w:rFonts w:ascii="Arial" w:hAnsi="Arial" w:cs="Arial"/>
         </w:rPr>
         <w:lastRenderedPageBreak/>
-        <w:t>understanding of object-oriented design</w:t>
-      </w:r>
-      <w:r>
-        <w:rPr>
-          <w:rFonts w:ascii="Arial" w:hAnsi="Arial" w:cs="Arial"/>
-        </w:rPr>
-        <w:t>, p</w:t>
-      </w:r>
-      <w:r>
-        <w:rPr>
-          <w:rFonts w:ascii="Arial" w:hAnsi="Arial" w:cs="Arial"/>
-        </w:rPr>
-        <w:t>roficiency in modular architecture</w:t>
-      </w:r>
-      <w:r>
-        <w:rPr>
-          <w:rFonts w:ascii="Arial" w:hAnsi="Arial" w:cs="Arial"/>
-        </w:rPr>
-        <w:t>, and t</w:t>
-      </w:r>
-      <w:r>
-        <w:rPr>
-          <w:rFonts w:ascii="Arial" w:hAnsi="Arial" w:cs="Arial"/>
-        </w:rPr>
-        <w:t>he ability to integrate concurrency and stateful behavio</w:t>
+        <w:t>integrate concurrency and stateful behavio</w:t>
       </w:r>
       <w:r>
         <w:rPr>
@@ -9935,6 +9912,7 @@
   <w:style w:type="character" w:default="1" w:styleId="DefaultParagraphFont">
     <w:name w:val="Default Paragraph Font"/>
     <w:uiPriority w:val="1"/>
+    <w:semiHidden/>
     <w:unhideWhenUsed/>
   </w:style>
   <w:style w:type="table" w:default="1" w:styleId="TableNormal">
